--- a/Reportes/FC_GarantiaA_SBAC328.docx
+++ b/Reportes/FC_GarantiaA_SBAC328.docx
@@ -430,7 +430,33 @@
           <w:sz w:val="17"/>
           <w:szCs w:val="24"/>
         </w:rPr>
-        <w:t>{custom.NumeroFianza}</w:t>
+        <w:t>{</w:t>
+      </w:r>
+      <w:proofErr w:type="spellStart"/>
+      <w:proofErr w:type="gramStart"/>
+      <w:r>
+        <w:rPr>
+          <w:rFonts w:ascii="Arial" w:eastAsia="Times New Roman" w:hAnsi="Arial" w:cs="Arial"/>
+          <w:b/>
+          <w:color w:val="000000"/>
+          <w:kern w:val="2"/>
+          <w:sz w:val="17"/>
+          <w:szCs w:val="24"/>
+        </w:rPr>
+        <w:t>custom.NumeroFianza</w:t>
+      </w:r>
+      <w:proofErr w:type="spellEnd"/>
+      <w:proofErr w:type="gramEnd"/>
+      <w:r>
+        <w:rPr>
+          <w:rFonts w:ascii="Arial" w:eastAsia="Times New Roman" w:hAnsi="Arial" w:cs="Arial"/>
+          <w:b/>
+          <w:color w:val="000000"/>
+          <w:kern w:val="2"/>
+          <w:sz w:val="17"/>
+          <w:szCs w:val="24"/>
+        </w:rPr>
+        <w:t>}</w:t>
       </w:r>
     </w:p>
     <w:p>
@@ -483,7 +509,33 @@
           <w:sz w:val="17"/>
           <w:szCs w:val="24"/>
         </w:rPr>
-        <w:t>{custom.Descripcion}</w:t>
+        <w:t>{</w:t>
+      </w:r>
+      <w:proofErr w:type="spellStart"/>
+      <w:proofErr w:type="gramStart"/>
+      <w:r>
+        <w:rPr>
+          <w:rFonts w:ascii="Arial" w:eastAsia="Times New Roman" w:hAnsi="Arial" w:cs="Arial"/>
+          <w:b/>
+          <w:color w:val="000000"/>
+          <w:kern w:val="2"/>
+          <w:sz w:val="17"/>
+          <w:szCs w:val="24"/>
+        </w:rPr>
+        <w:t>custom.Descripcion</w:t>
+      </w:r>
+      <w:proofErr w:type="spellEnd"/>
+      <w:proofErr w:type="gramEnd"/>
+      <w:r>
+        <w:rPr>
+          <w:rFonts w:ascii="Arial" w:eastAsia="Times New Roman" w:hAnsi="Arial" w:cs="Arial"/>
+          <w:b/>
+          <w:color w:val="000000"/>
+          <w:kern w:val="2"/>
+          <w:sz w:val="17"/>
+          <w:szCs w:val="24"/>
+        </w:rPr>
+        <w:t>}</w:t>
       </w:r>
     </w:p>
     <w:p>
@@ -519,7 +571,17 @@
           <w:sz w:val="17"/>
           <w:szCs w:val="24"/>
         </w:rPr>
-        <w:t>N0. DE CONTRATO :</w:t>
+        <w:t xml:space="preserve">N0. DE </w:t>
+      </w:r>
+      <w:r>
+        <w:rPr>
+          <w:rFonts w:ascii="Arial" w:eastAsia="Times New Roman" w:hAnsi="Arial" w:cs="Arial"/>
+          <w:color w:val="000000"/>
+          <w:kern w:val="2"/>
+          <w:sz w:val="17"/>
+          <w:szCs w:val="24"/>
+        </w:rPr>
+        <w:t>CONTRATO:</w:t>
       </w:r>
     </w:p>
     <w:p>
@@ -572,7 +634,33 @@
           <w:sz w:val="17"/>
           <w:szCs w:val="24"/>
         </w:rPr>
-        <w:t>{custom.SumaTextoTotal}</w:t>
+        <w:t>{</w:t>
+      </w:r>
+      <w:proofErr w:type="spellStart"/>
+      <w:proofErr w:type="gramStart"/>
+      <w:r>
+        <w:rPr>
+          <w:rFonts w:ascii="Arial" w:eastAsia="Times New Roman" w:hAnsi="Arial" w:cs="Arial"/>
+          <w:b/>
+          <w:color w:val="000000"/>
+          <w:kern w:val="2"/>
+          <w:sz w:val="17"/>
+          <w:szCs w:val="24"/>
+        </w:rPr>
+        <w:t>custom.SumaTextoTotal</w:t>
+      </w:r>
+      <w:proofErr w:type="spellEnd"/>
+      <w:proofErr w:type="gramEnd"/>
+      <w:r>
+        <w:rPr>
+          <w:rFonts w:ascii="Arial" w:eastAsia="Times New Roman" w:hAnsi="Arial" w:cs="Arial"/>
+          <w:b/>
+          <w:color w:val="000000"/>
+          <w:kern w:val="2"/>
+          <w:sz w:val="17"/>
+          <w:szCs w:val="24"/>
+        </w:rPr>
+        <w:t>}</w:t>
       </w:r>
     </w:p>
     <w:p>
@@ -714,7 +802,33 @@
           <w:sz w:val="17"/>
           <w:szCs w:val="24"/>
         </w:rPr>
-        <w:t>{custom.Tenedor}</w:t>
+        <w:t>{</w:t>
+      </w:r>
+      <w:proofErr w:type="spellStart"/>
+      <w:proofErr w:type="gramStart"/>
+      <w:r>
+        <w:rPr>
+          <w:rFonts w:ascii="Arial" w:eastAsia="Times New Roman" w:hAnsi="Arial" w:cs="Arial"/>
+          <w:b/>
+          <w:color w:val="000000"/>
+          <w:kern w:val="2"/>
+          <w:sz w:val="17"/>
+          <w:szCs w:val="24"/>
+        </w:rPr>
+        <w:t>custom.Tenedor</w:t>
+      </w:r>
+      <w:proofErr w:type="spellEnd"/>
+      <w:proofErr w:type="gramEnd"/>
+      <w:r>
+        <w:rPr>
+          <w:rFonts w:ascii="Arial" w:eastAsia="Times New Roman" w:hAnsi="Arial" w:cs="Arial"/>
+          <w:b/>
+          <w:color w:val="000000"/>
+          <w:kern w:val="2"/>
+          <w:sz w:val="17"/>
+          <w:szCs w:val="24"/>
+        </w:rPr>
+        <w:t>}</w:t>
       </w:r>
     </w:p>
     <w:p>
@@ -803,7 +917,33 @@
           <w:sz w:val="17"/>
           <w:szCs w:val="24"/>
         </w:rPr>
-        <w:t>{custom.DesdeTexto}</w:t>
+        <w:t>{</w:t>
+      </w:r>
+      <w:proofErr w:type="spellStart"/>
+      <w:proofErr w:type="gramStart"/>
+      <w:r>
+        <w:rPr>
+          <w:rFonts w:ascii="Arial" w:eastAsia="Times New Roman" w:hAnsi="Arial" w:cs="Arial"/>
+          <w:b/>
+          <w:color w:val="000000"/>
+          <w:kern w:val="2"/>
+          <w:sz w:val="17"/>
+          <w:szCs w:val="24"/>
+        </w:rPr>
+        <w:t>custom.DesdeTexto</w:t>
+      </w:r>
+      <w:proofErr w:type="spellEnd"/>
+      <w:proofErr w:type="gramEnd"/>
+      <w:r>
+        <w:rPr>
+          <w:rFonts w:ascii="Arial" w:eastAsia="Times New Roman" w:hAnsi="Arial" w:cs="Arial"/>
+          <w:b/>
+          <w:color w:val="000000"/>
+          <w:kern w:val="2"/>
+          <w:sz w:val="17"/>
+          <w:szCs w:val="24"/>
+        </w:rPr>
+        <w:t>}</w:t>
       </w:r>
     </w:p>
     <w:p>
@@ -960,7 +1100,40 @@
           <w:sz w:val="17"/>
           <w:szCs w:val="24"/>
         </w:rPr>
-        <w:t>EN FE DE LO CUAL, se suscribe esta Fianza , en la Ciudad de Panamá República de Panamá, el {custom.FechaActual</w:t>
+        <w:t xml:space="preserve">EN FE DE LO CUAL, se suscribe esta </w:t>
+      </w:r>
+      <w:proofErr w:type="gramStart"/>
+      <w:r>
+        <w:rPr>
+          <w:rFonts w:ascii="Arial" w:eastAsia="Times New Roman" w:hAnsi="Arial" w:cs="Arial"/>
+          <w:color w:val="000000"/>
+          <w:kern w:val="2"/>
+          <w:sz w:val="17"/>
+          <w:szCs w:val="24"/>
+        </w:rPr>
+        <w:t>Fianza ,</w:t>
+      </w:r>
+      <w:proofErr w:type="gramEnd"/>
+      <w:r>
+        <w:rPr>
+          <w:rFonts w:ascii="Arial" w:eastAsia="Times New Roman" w:hAnsi="Arial" w:cs="Arial"/>
+          <w:color w:val="000000"/>
+          <w:kern w:val="2"/>
+          <w:sz w:val="17"/>
+          <w:szCs w:val="24"/>
+        </w:rPr>
+        <w:t xml:space="preserve"> en la Ciudad de Panamá República de Panamá, el {</w:t>
+      </w:r>
+      <w:proofErr w:type="spellStart"/>
+      <w:r>
+        <w:rPr>
+          <w:rFonts w:ascii="Arial" w:eastAsia="Times New Roman" w:hAnsi="Arial" w:cs="Arial"/>
+          <w:color w:val="000000"/>
+          <w:kern w:val="2"/>
+          <w:sz w:val="17"/>
+          <w:szCs w:val="24"/>
+        </w:rPr>
+        <w:t>custom.FechaActual</w:t>
       </w:r>
       <w:r>
         <w:rPr>
@@ -972,6 +1145,7 @@
         </w:rPr>
         <w:t>TextoMin</w:t>
       </w:r>
+      <w:proofErr w:type="spellEnd"/>
       <w:r>
         <w:rPr>
           <w:rFonts w:ascii="Arial" w:eastAsia="Times New Roman" w:hAnsi="Arial" w:cs="Arial"/>
@@ -1266,7 +1440,29 @@
           <w:sz w:val="17"/>
           <w:szCs w:val="24"/>
         </w:rPr>
-        <w:t>Cualquier disputa o controversia proveniente de, o relacionada con, esta fianza, así como la interpretación, aplicación y ejecución de la misma será, resuelta por medio de arbitraje de derecho, en el Centro de Conciliación y Arbitraje de la Cámara de Comercio de Panamá, y de conformidad con los reglamentos establecidos para tale s efectos.</w:t>
+        <w:t xml:space="preserve">Cualquier disputa o controversia proveniente de, o relacionada con, esta fianza, así como la interpretación, aplicación y ejecución de </w:t>
+      </w:r>
+      <w:proofErr w:type="gramStart"/>
+      <w:r>
+        <w:rPr>
+          <w:rFonts w:ascii="Arial" w:eastAsia="Times New Roman" w:hAnsi="Arial" w:cs="Arial"/>
+          <w:color w:val="000000"/>
+          <w:kern w:val="2"/>
+          <w:sz w:val="17"/>
+          <w:szCs w:val="24"/>
+        </w:rPr>
+        <w:t>la misma</w:t>
+      </w:r>
+      <w:proofErr w:type="gramEnd"/>
+      <w:r>
+        <w:rPr>
+          <w:rFonts w:ascii="Arial" w:eastAsia="Times New Roman" w:hAnsi="Arial" w:cs="Arial"/>
+          <w:color w:val="000000"/>
+          <w:kern w:val="2"/>
+          <w:sz w:val="17"/>
+          <w:szCs w:val="24"/>
+        </w:rPr>
+        <w:t xml:space="preserve"> será, resuelta por medio de arbitraje de derecho, en el Centro de Conciliación y Arbitraje de la Cámara de Comercio de Panamá, y de conformidad con los reglamentos establecidos para tale s efectos.</w:t>
       </w:r>
     </w:p>
     <w:p>
@@ -1519,7 +1715,29 @@
           <w:sz w:val="17"/>
           <w:szCs w:val="24"/>
         </w:rPr>
-        <w:t>Cualquier demanda arbitral que inicie LA AUTORIDAD, deberá entablarse contra EL CONTRATISTA conjuntamente con LA FIADORA y COFIADORA(S).</w:t>
+        <w:t xml:space="preserve">Cualquier demanda arbitral que inicie LA AUTORIDAD, deberá entablarse contra EL CONTRATISTA </w:t>
+      </w:r>
+      <w:proofErr w:type="gramStart"/>
+      <w:r>
+        <w:rPr>
+          <w:rFonts w:ascii="Arial" w:eastAsia="Times New Roman" w:hAnsi="Arial" w:cs="Arial"/>
+          <w:color w:val="000000"/>
+          <w:kern w:val="2"/>
+          <w:sz w:val="17"/>
+          <w:szCs w:val="24"/>
+        </w:rPr>
+        <w:t>conjuntamente con</w:t>
+      </w:r>
+      <w:proofErr w:type="gramEnd"/>
+      <w:r>
+        <w:rPr>
+          <w:rFonts w:ascii="Arial" w:eastAsia="Times New Roman" w:hAnsi="Arial" w:cs="Arial"/>
+          <w:color w:val="000000"/>
+          <w:kern w:val="2"/>
+          <w:sz w:val="17"/>
+          <w:szCs w:val="24"/>
+        </w:rPr>
+        <w:t xml:space="preserve"> LA FIADORA y COFIADORA(S).</w:t>
       </w:r>
     </w:p>
     <w:p>
@@ -1711,7 +1929,33 @@
           <w:sz w:val="17"/>
           <w:szCs w:val="24"/>
         </w:rPr>
-        <w:t>{custom.Tenedor}</w:t>
+        <w:t>{</w:t>
+      </w:r>
+      <w:proofErr w:type="spellStart"/>
+      <w:proofErr w:type="gramStart"/>
+      <w:r>
+        <w:rPr>
+          <w:rFonts w:ascii="Arial" w:eastAsia="Times New Roman" w:hAnsi="Arial" w:cs="Arial"/>
+          <w:b/>
+          <w:color w:val="000000"/>
+          <w:kern w:val="2"/>
+          <w:sz w:val="17"/>
+          <w:szCs w:val="24"/>
+        </w:rPr>
+        <w:t>custom.Tenedor</w:t>
+      </w:r>
+      <w:proofErr w:type="spellEnd"/>
+      <w:proofErr w:type="gramEnd"/>
+      <w:r>
+        <w:rPr>
+          <w:rFonts w:ascii="Arial" w:eastAsia="Times New Roman" w:hAnsi="Arial" w:cs="Arial"/>
+          <w:b/>
+          <w:color w:val="000000"/>
+          <w:kern w:val="2"/>
+          <w:sz w:val="17"/>
+          <w:szCs w:val="24"/>
+        </w:rPr>
+        <w:t>}</w:t>
       </w:r>
     </w:p>
     <w:p>
@@ -2009,7 +2253,33 @@
           <w:sz w:val="17"/>
           <w:szCs w:val="24"/>
         </w:rPr>
-        <w:t>{custom.MonedaMonto}</w:t>
+        <w:t>{</w:t>
+      </w:r>
+      <w:proofErr w:type="spellStart"/>
+      <w:proofErr w:type="gramStart"/>
+      <w:r>
+        <w:rPr>
+          <w:rFonts w:ascii="Arial" w:eastAsia="Times New Roman" w:hAnsi="Arial" w:cs="Arial"/>
+          <w:b/>
+          <w:color w:val="000000"/>
+          <w:kern w:val="2"/>
+          <w:sz w:val="17"/>
+          <w:szCs w:val="24"/>
+        </w:rPr>
+        <w:t>custom.MonedaMonto</w:t>
+      </w:r>
+      <w:proofErr w:type="spellEnd"/>
+      <w:proofErr w:type="gramEnd"/>
+      <w:r>
+        <w:rPr>
+          <w:rFonts w:ascii="Arial" w:eastAsia="Times New Roman" w:hAnsi="Arial" w:cs="Arial"/>
+          <w:b/>
+          <w:color w:val="000000"/>
+          <w:kern w:val="2"/>
+          <w:sz w:val="17"/>
+          <w:szCs w:val="24"/>
+        </w:rPr>
+        <w:t>}</w:t>
       </w:r>
     </w:p>
     <w:sectPr>

--- a/Reportes/FC_GarantiaA_SBAC328.docx
+++ b/Reportes/FC_GarantiaA_SBAC328.docx
@@ -2022,7 +2022,7 @@
     </w:p>
     <w:p>
       <w:pPr>
-        <w:framePr w:w="3420" w:h="375" w:hRule="exact" w:wrap="auto" w:vAnchor="page" w:hAnchor="page" w:x="639" w:y="13006"/>
+        <w:framePr w:w="2761" w:h="375" w:hRule="exact" w:wrap="auto" w:vAnchor="page" w:hAnchor="page" w:x="639" w:y="13006"/>
         <w:widowControl w:val="0"/>
         <w:tabs>
           <w:tab w:val="left" w:pos="360"/>
@@ -2098,7 +2098,7 @@
     </w:p>
     <w:p>
       <w:pPr>
-        <w:framePr w:w="3420" w:h="255" w:hRule="exact" w:wrap="auto" w:vAnchor="page" w:hAnchor="page" w:x="639" w:y="14128"/>
+        <w:framePr w:w="2806" w:h="255" w:hRule="exact" w:wrap="auto" w:vAnchor="page" w:hAnchor="page" w:x="639" w:y="14128"/>
         <w:widowControl w:val="0"/>
         <w:tabs>
           <w:tab w:val="left" w:pos="360"/>
@@ -2174,7 +2174,71 @@
     </w:p>
     <w:p>
       <w:pPr>
-        <w:framePr w:w="5440" w:h="323" w:hRule="exact" w:wrap="auto" w:vAnchor="page" w:hAnchor="page" w:x="3614" w:y="12989"/>
+        <w:framePr w:w="2087" w:h="516" w:hSpace="142" w:wrap="around" w:vAnchor="page" w:hAnchor="page" w:x="9368" w:y="13598" w:anchorLock="1"/>
+        <w:widowControl w:val="0"/>
+        <w:tabs>
+          <w:tab w:val="left" w:pos="360"/>
+          <w:tab w:val="left" w:pos="720"/>
+          <w:tab w:val="left" w:pos="1080"/>
+          <w:tab w:val="left" w:pos="1440"/>
+          <w:tab w:val="left" w:pos="1800"/>
+          <w:tab w:val="left" w:pos="2160"/>
+        </w:tabs>
+        <w:autoSpaceDE w:val="0"/>
+        <w:autoSpaceDN w:val="0"/>
+        <w:adjustRightInd w:val="0"/>
+        <w:spacing w:after="0" w:line="240" w:lineRule="auto"/>
+        <w:jc w:val="center"/>
+        <w:rPr>
+          <w:rFonts w:ascii="Arial" w:eastAsia="Times New Roman" w:hAnsi="Arial" w:cs="Arial"/>
+          <w:b/>
+          <w:color w:val="000000"/>
+          <w:kern w:val="2"/>
+          <w:sz w:val="17"/>
+          <w:szCs w:val="24"/>
+        </w:rPr>
+      </w:pPr>
+      <w:r>
+        <w:rPr>
+          <w:rFonts w:ascii="Arial" w:eastAsia="Times New Roman" w:hAnsi="Arial" w:cs="Arial"/>
+          <w:b/>
+          <w:color w:val="000000"/>
+          <w:kern w:val="2"/>
+          <w:sz w:val="17"/>
+          <w:szCs w:val="24"/>
+        </w:rPr>
+        <w:t>{</w:t>
+      </w:r>
+      <w:proofErr w:type="spellStart"/>
+      <w:proofErr w:type="gramStart"/>
+      <w:r>
+        <w:rPr>
+          <w:rFonts w:ascii="Arial" w:eastAsia="Times New Roman" w:hAnsi="Arial" w:cs="Arial"/>
+          <w:b/>
+          <w:color w:val="000000"/>
+          <w:kern w:val="2"/>
+          <w:sz w:val="17"/>
+          <w:szCs w:val="24"/>
+        </w:rPr>
+        <w:t>custom.MonedaMonto</w:t>
+      </w:r>
+      <w:proofErr w:type="spellEnd"/>
+      <w:proofErr w:type="gramEnd"/>
+      <w:r>
+        <w:rPr>
+          <w:rFonts w:ascii="Arial" w:eastAsia="Times New Roman" w:hAnsi="Arial" w:cs="Arial"/>
+          <w:b/>
+          <w:color w:val="000000"/>
+          <w:kern w:val="2"/>
+          <w:sz w:val="17"/>
+          <w:szCs w:val="24"/>
+        </w:rPr>
+        <w:t>}</w:t>
+      </w:r>
+    </w:p>
+    <w:p>
+      <w:pPr>
+        <w:framePr w:w="5416" w:h="323" w:hRule="exact" w:wrap="auto" w:vAnchor="page" w:hAnchor="page" w:x="3614" w:y="12989"/>
         <w:widowControl w:val="0"/>
         <w:tabs>
           <w:tab w:val="left" w:pos="360"/>
@@ -2220,75 +2284,30 @@
     </w:p>
     <w:p>
       <w:pPr>
-        <w:framePr w:w="2414" w:h="323" w:hRule="exact" w:wrap="auto" w:vAnchor="page" w:hAnchor="page" w:x="9190" w:y="13728"/>
-        <w:widowControl w:val="0"/>
-        <w:tabs>
-          <w:tab w:val="left" w:pos="360"/>
-          <w:tab w:val="left" w:pos="720"/>
-          <w:tab w:val="left" w:pos="1080"/>
-          <w:tab w:val="left" w:pos="1440"/>
-          <w:tab w:val="left" w:pos="1800"/>
-          <w:tab w:val="left" w:pos="2160"/>
-        </w:tabs>
-        <w:autoSpaceDE w:val="0"/>
-        <w:autoSpaceDN w:val="0"/>
-        <w:adjustRightInd w:val="0"/>
-        <w:spacing w:after="0" w:line="240" w:lineRule="auto"/>
-        <w:jc w:val="center"/>
-        <w:rPr>
-          <w:rFonts w:ascii="Arial" w:eastAsia="Times New Roman" w:hAnsi="Arial" w:cs="Arial"/>
-          <w:b/>
-          <w:color w:val="000000"/>
-          <w:kern w:val="2"/>
-          <w:sz w:val="17"/>
-          <w:szCs w:val="24"/>
-        </w:rPr>
-      </w:pPr>
-      <w:r>
-        <w:rPr>
-          <w:rFonts w:ascii="Arial" w:eastAsia="Times New Roman" w:hAnsi="Arial" w:cs="Arial"/>
-          <w:b/>
-          <w:color w:val="000000"/>
-          <w:kern w:val="2"/>
-          <w:sz w:val="17"/>
-          <w:szCs w:val="24"/>
-        </w:rPr>
-        <w:t>{</w:t>
-      </w:r>
-      <w:proofErr w:type="spellStart"/>
-      <w:proofErr w:type="gramStart"/>
-      <w:r>
-        <w:rPr>
-          <w:rFonts w:ascii="Arial" w:eastAsia="Times New Roman" w:hAnsi="Arial" w:cs="Arial"/>
-          <w:b/>
-          <w:color w:val="000000"/>
-          <w:kern w:val="2"/>
-          <w:sz w:val="17"/>
-          <w:szCs w:val="24"/>
-        </w:rPr>
-        <w:t>custom.MonedaMonto</w:t>
-      </w:r>
-      <w:proofErr w:type="spellEnd"/>
-      <w:proofErr w:type="gramEnd"/>
-      <w:r>
-        <w:rPr>
-          <w:rFonts w:ascii="Arial" w:eastAsia="Times New Roman" w:hAnsi="Arial" w:cs="Arial"/>
-          <w:b/>
-          <w:color w:val="000000"/>
-          <w:kern w:val="2"/>
-          <w:sz w:val="17"/>
-          <w:szCs w:val="24"/>
-        </w:rPr>
-        <w:t>}</w:t>
-      </w:r>
+        <w:widowControl w:val="0"/>
+        <w:tabs>
+          <w:tab w:val="left" w:pos="360"/>
+          <w:tab w:val="left" w:pos="720"/>
+          <w:tab w:val="left" w:pos="1080"/>
+          <w:tab w:val="left" w:pos="1440"/>
+          <w:tab w:val="left" w:pos="1800"/>
+          <w:tab w:val="left" w:pos="2160"/>
+        </w:tabs>
+        <w:autoSpaceDE w:val="0"/>
+        <w:autoSpaceDN w:val="0"/>
+        <w:adjustRightInd w:val="0"/>
+        <w:spacing w:after="0" w:line="240" w:lineRule="auto"/>
+        <w:rPr>
+          <w:rFonts w:ascii="Arial" w:eastAsia="Times New Roman" w:hAnsi="Arial" w:cs="Arial"/>
+          <w:b/>
+          <w:color w:val="000000"/>
+          <w:kern w:val="2"/>
+          <w:sz w:val="17"/>
+          <w:szCs w:val="24"/>
+        </w:rPr>
+      </w:pPr>
     </w:p>
     <w:sectPr>
-      <w:headerReference w:type="even" r:id="rId6"/>
-      <w:headerReference w:type="default" r:id="rId7"/>
-      <w:footerReference w:type="even" r:id="rId8"/>
-      <w:footerReference w:type="default" r:id="rId9"/>
-      <w:headerReference w:type="first" r:id="rId10"/>
-      <w:footerReference w:type="first" r:id="rId11"/>
       <w:type w:val="continuous"/>
       <w:pgSz w:w="12240" w:h="15840"/>
       <w:pgMar w:top="360" w:right="360" w:bottom="360" w:left="360" w:header="720" w:footer="720" w:gutter="0"/>
@@ -2324,24 +2343,6 @@
 </w:endnotes>
 </file>
 
-<file path=word/footer1.xml><?xml version="1.0" encoding="utf-8"?>
-<w:ftr xmlns:wpc="http://schemas.microsoft.com/office/word/2010/wordprocessingCanvas" xmlns:cx="http://schemas.microsoft.com/office/drawing/2014/chartex" xmlns:cx1="http://schemas.microsoft.com/office/drawing/2015/9/8/chartex" xmlns:cx2="http://schemas.microsoft.com/office/drawing/2015/10/21/chartex" xmlns:cx3="http://schemas.microsoft.com/office/drawing/2016/5/9/chartex" xmlns:cx4="http://schemas.microsoft.com/office/drawing/2016/5/10/chartex" xmlns:cx5="http://schemas.microsoft.com/office/drawing/2016/5/11/chartex" xmlns:cx6="http://schemas.microsoft.com/office/drawing/2016/5/12/chartex" xmlns:cx7="http://schemas.microsoft.com/office/drawing/2016/5/13/chartex" xmlns:cx8="http://schemas.microsoft.com/office/drawing/2016/5/14/chartex" xmlns:mc="http://schemas.openxmlformats.org/markup-compatibility/2006" xmlns:aink="http://schemas.microsoft.com/office/drawing/2016/ink" xmlns:am3d="http://schemas.microsoft.com/office/drawing/2017/model3d" xmlns:o="urn:schemas-microsoft-com:office:office" xmlns:oel="http://schemas.microsoft.com/office/2019/extlst" xmlns:r="http://schemas.openxmlformats.org/officeDocument/2006/relationships" xmlns:m="http://schemas.openxmlformats.org/officeDocument/2006/math" xmlns:v="urn:schemas-microsoft-com:vml" xmlns:wp14="http://schemas.microsoft.com/office/word/2010/wordprocessingDrawing" xmlns:wp="http://schemas.openxmlformats.org/drawingml/2006/wordprocessingDrawing" xmlns:w10="urn:schemas-microsoft-com:office:word" xmlns:w="http://schemas.openxmlformats.org/wordprocessingml/2006/main" xmlns:w14="http://schemas.microsoft.com/office/word/2010/wordml" xmlns:w15="http://schemas.microsoft.com/office/word/2012/wordml" xmlns:w16cex="http://schemas.microsoft.com/office/word/2018/wordml/cex" xmlns:w16cid="http://schemas.microsoft.com/office/word/2016/wordml/cid" xmlns:w16="http://schemas.microsoft.com/office/word/2018/wordml" xmlns:w16sdtdh="http://schemas.microsoft.com/office/word/2020/wordml/sdtdatahash" xmlns:w16se="http://schemas.microsoft.com/office/word/2015/wordml/symex" xmlns:wpg="http://schemas.microsoft.com/office/word/2010/wordprocessingGroup" xmlns:wpi="http://schemas.microsoft.com/office/word/2010/wordprocessingInk" xmlns:wne="http://schemas.microsoft.com/office/word/2006/wordml" xmlns:wps="http://schemas.microsoft.com/office/word/2010/wordprocessingShape" mc:Ignorable="w14 w15 w16se w16cid w16 w16cex w16sdtdh wp14">
-  <w:p/>
-</w:ftr>
-</file>
-
-<file path=word/footer2.xml><?xml version="1.0" encoding="utf-8"?>
-<w:ftr xmlns:wpc="http://schemas.microsoft.com/office/word/2010/wordprocessingCanvas" xmlns:cx="http://schemas.microsoft.com/office/drawing/2014/chartex" xmlns:cx1="http://schemas.microsoft.com/office/drawing/2015/9/8/chartex" xmlns:cx2="http://schemas.microsoft.com/office/drawing/2015/10/21/chartex" xmlns:cx3="http://schemas.microsoft.com/office/drawing/2016/5/9/chartex" xmlns:cx4="http://schemas.microsoft.com/office/drawing/2016/5/10/chartex" xmlns:cx5="http://schemas.microsoft.com/office/drawing/2016/5/11/chartex" xmlns:cx6="http://schemas.microsoft.com/office/drawing/2016/5/12/chartex" xmlns:cx7="http://schemas.microsoft.com/office/drawing/2016/5/13/chartex" xmlns:cx8="http://schemas.microsoft.com/office/drawing/2016/5/14/chartex" xmlns:mc="http://schemas.openxmlformats.org/markup-compatibility/2006" xmlns:aink="http://schemas.microsoft.com/office/drawing/2016/ink" xmlns:am3d="http://schemas.microsoft.com/office/drawing/2017/model3d" xmlns:o="urn:schemas-microsoft-com:office:office" xmlns:oel="http://schemas.microsoft.com/office/2019/extlst" xmlns:r="http://schemas.openxmlformats.org/officeDocument/2006/relationships" xmlns:m="http://schemas.openxmlformats.org/officeDocument/2006/math" xmlns:v="urn:schemas-microsoft-com:vml" xmlns:wp14="http://schemas.microsoft.com/office/word/2010/wordprocessingDrawing" xmlns:wp="http://schemas.openxmlformats.org/drawingml/2006/wordprocessingDrawing" xmlns:w10="urn:schemas-microsoft-com:office:word" xmlns:w="http://schemas.openxmlformats.org/wordprocessingml/2006/main" xmlns:w14="http://schemas.microsoft.com/office/word/2010/wordml" xmlns:w15="http://schemas.microsoft.com/office/word/2012/wordml" xmlns:w16cex="http://schemas.microsoft.com/office/word/2018/wordml/cex" xmlns:w16cid="http://schemas.microsoft.com/office/word/2016/wordml/cid" xmlns:w16="http://schemas.microsoft.com/office/word/2018/wordml" xmlns:w16sdtdh="http://schemas.microsoft.com/office/word/2020/wordml/sdtdatahash" xmlns:w16se="http://schemas.microsoft.com/office/word/2015/wordml/symex" xmlns:wpg="http://schemas.microsoft.com/office/word/2010/wordprocessingGroup" xmlns:wpi="http://schemas.microsoft.com/office/word/2010/wordprocessingInk" xmlns:wne="http://schemas.microsoft.com/office/word/2006/wordml" xmlns:wps="http://schemas.microsoft.com/office/word/2010/wordprocessingShape" mc:Ignorable="w14 w15 w16se w16cid w16 w16cex w16sdtdh wp14">
-  <w:p/>
-</w:ftr>
-</file>
-
-<file path=word/footer3.xml><?xml version="1.0" encoding="utf-8"?>
-<w:ftr xmlns:wpc="http://schemas.microsoft.com/office/word/2010/wordprocessingCanvas" xmlns:cx="http://schemas.microsoft.com/office/drawing/2014/chartex" xmlns:cx1="http://schemas.microsoft.com/office/drawing/2015/9/8/chartex" xmlns:cx2="http://schemas.microsoft.com/office/drawing/2015/10/21/chartex" xmlns:cx3="http://schemas.microsoft.com/office/drawing/2016/5/9/chartex" xmlns:cx4="http://schemas.microsoft.com/office/drawing/2016/5/10/chartex" xmlns:cx5="http://schemas.microsoft.com/office/drawing/2016/5/11/chartex" xmlns:cx6="http://schemas.microsoft.com/office/drawing/2016/5/12/chartex" xmlns:cx7="http://schemas.microsoft.com/office/drawing/2016/5/13/chartex" xmlns:cx8="http://schemas.microsoft.com/office/drawing/2016/5/14/chartex" xmlns:mc="http://schemas.openxmlformats.org/markup-compatibility/2006" xmlns:aink="http://schemas.microsoft.com/office/drawing/2016/ink" xmlns:am3d="http://schemas.microsoft.com/office/drawing/2017/model3d" xmlns:o="urn:schemas-microsoft-com:office:office" xmlns:oel="http://schemas.microsoft.com/office/2019/extlst" xmlns:r="http://schemas.openxmlformats.org/officeDocument/2006/relationships" xmlns:m="http://schemas.openxmlformats.org/officeDocument/2006/math" xmlns:v="urn:schemas-microsoft-com:vml" xmlns:wp14="http://schemas.microsoft.com/office/word/2010/wordprocessingDrawing" xmlns:wp="http://schemas.openxmlformats.org/drawingml/2006/wordprocessingDrawing" xmlns:w10="urn:schemas-microsoft-com:office:word" xmlns:w="http://schemas.openxmlformats.org/wordprocessingml/2006/main" xmlns:w14="http://schemas.microsoft.com/office/word/2010/wordml" xmlns:w15="http://schemas.microsoft.com/office/word/2012/wordml" xmlns:w16cex="http://schemas.microsoft.com/office/word/2018/wordml/cex" xmlns:w16cid="http://schemas.microsoft.com/office/word/2016/wordml/cid" xmlns:w16="http://schemas.microsoft.com/office/word/2018/wordml" xmlns:w16sdtdh="http://schemas.microsoft.com/office/word/2020/wordml/sdtdatahash" xmlns:w16se="http://schemas.microsoft.com/office/word/2015/wordml/symex" xmlns:wpg="http://schemas.microsoft.com/office/word/2010/wordprocessingGroup" xmlns:wpi="http://schemas.microsoft.com/office/word/2010/wordprocessingInk" xmlns:wne="http://schemas.microsoft.com/office/word/2006/wordml" xmlns:wps="http://schemas.microsoft.com/office/word/2010/wordprocessingShape" mc:Ignorable="w14 w15 w16se w16cid w16 w16cex w16sdtdh wp14">
-  <w:p/>
-</w:ftr>
-</file>
-
 <file path=word/footnotes.xml><?xml version="1.0" encoding="utf-8"?>
 <w:footnotes xmlns:wpc="http://schemas.microsoft.com/office/word/2010/wordprocessingCanvas" xmlns:cx="http://schemas.microsoft.com/office/drawing/2014/chartex" xmlns:cx1="http://schemas.microsoft.com/office/drawing/2015/9/8/chartex" xmlns:cx2="http://schemas.microsoft.com/office/drawing/2015/10/21/chartex" xmlns:cx3="http://schemas.microsoft.com/office/drawing/2016/5/9/chartex" xmlns:cx4="http://schemas.microsoft.com/office/drawing/2016/5/10/chartex" xmlns:cx5="http://schemas.microsoft.com/office/drawing/2016/5/11/chartex" xmlns:cx6="http://schemas.microsoft.com/office/drawing/2016/5/12/chartex" xmlns:cx7="http://schemas.microsoft.com/office/drawing/2016/5/13/chartex" xmlns:cx8="http://schemas.microsoft.com/office/drawing/2016/5/14/chartex" xmlns:mc="http://schemas.openxmlformats.org/markup-compatibility/2006" xmlns:aink="http://schemas.microsoft.com/office/drawing/2016/ink" xmlns:am3d="http://schemas.microsoft.com/office/drawing/2017/model3d" xmlns:o="urn:schemas-microsoft-com:office:office" xmlns:oel="http://schemas.microsoft.com/office/2019/extlst" xmlns:r="http://schemas.openxmlformats.org/officeDocument/2006/relationships" xmlns:m="http://schemas.openxmlformats.org/officeDocument/2006/math" xmlns:v="urn:schemas-microsoft-com:vml" xmlns:wp14="http://schemas.microsoft.com/office/word/2010/wordprocessingDrawing" xmlns:wp="http://schemas.openxmlformats.org/drawingml/2006/wordprocessingDrawing" xmlns:w10="urn:schemas-microsoft-com:office:word" xmlns:w="http://schemas.openxmlformats.org/wordprocessingml/2006/main" xmlns:w14="http://schemas.microsoft.com/office/word/2010/wordml" xmlns:w15="http://schemas.microsoft.com/office/word/2012/wordml" xmlns:w16cex="http://schemas.microsoft.com/office/word/2018/wordml/cex" xmlns:w16cid="http://schemas.microsoft.com/office/word/2016/wordml/cid" xmlns:w16="http://schemas.microsoft.com/office/word/2018/wordml" xmlns:w16sdtdh="http://schemas.microsoft.com/office/word/2020/wordml/sdtdatahash" xmlns:w16se="http://schemas.microsoft.com/office/word/2015/wordml/symex" xmlns:wpg="http://schemas.microsoft.com/office/word/2010/wordprocessingGroup" xmlns:wpi="http://schemas.microsoft.com/office/word/2010/wordprocessingInk" xmlns:wne="http://schemas.microsoft.com/office/word/2006/wordml" xmlns:wps="http://schemas.microsoft.com/office/word/2010/wordprocessingShape" mc:Ignorable="w14 w15 w16se w16cid w16 w16cex w16sdtdh wp14">
   <w:footnote w:type="separator" w:id="-1">
@@ -2365,24 +2366,6 @@
     </w:p>
   </w:footnote>
 </w:footnotes>
-</file>
-
-<file path=word/header1.xml><?xml version="1.0" encoding="utf-8"?>
-<w:hdr xmlns:wpc="http://schemas.microsoft.com/office/word/2010/wordprocessingCanvas" xmlns:cx="http://schemas.microsoft.com/office/drawing/2014/chartex" xmlns:cx1="http://schemas.microsoft.com/office/drawing/2015/9/8/chartex" xmlns:cx2="http://schemas.microsoft.com/office/drawing/2015/10/21/chartex" xmlns:cx3="http://schemas.microsoft.com/office/drawing/2016/5/9/chartex" xmlns:cx4="http://schemas.microsoft.com/office/drawing/2016/5/10/chartex" xmlns:cx5="http://schemas.microsoft.com/office/drawing/2016/5/11/chartex" xmlns:cx6="http://schemas.microsoft.com/office/drawing/2016/5/12/chartex" xmlns:cx7="http://schemas.microsoft.com/office/drawing/2016/5/13/chartex" xmlns:cx8="http://schemas.microsoft.com/office/drawing/2016/5/14/chartex" xmlns:mc="http://schemas.openxmlformats.org/markup-compatibility/2006" xmlns:aink="http://schemas.microsoft.com/office/drawing/2016/ink" xmlns:am3d="http://schemas.microsoft.com/office/drawing/2017/model3d" xmlns:o="urn:schemas-microsoft-com:office:office" xmlns:oel="http://schemas.microsoft.com/office/2019/extlst" xmlns:r="http://schemas.openxmlformats.org/officeDocument/2006/relationships" xmlns:m="http://schemas.openxmlformats.org/officeDocument/2006/math" xmlns:v="urn:schemas-microsoft-com:vml" xmlns:wp14="http://schemas.microsoft.com/office/word/2010/wordprocessingDrawing" xmlns:wp="http://schemas.openxmlformats.org/drawingml/2006/wordprocessingDrawing" xmlns:w10="urn:schemas-microsoft-com:office:word" xmlns:w="http://schemas.openxmlformats.org/wordprocessingml/2006/main" xmlns:w14="http://schemas.microsoft.com/office/word/2010/wordml" xmlns:w15="http://schemas.microsoft.com/office/word/2012/wordml" xmlns:w16cex="http://schemas.microsoft.com/office/word/2018/wordml/cex" xmlns:w16cid="http://schemas.microsoft.com/office/word/2016/wordml/cid" xmlns:w16="http://schemas.microsoft.com/office/word/2018/wordml" xmlns:w16sdtdh="http://schemas.microsoft.com/office/word/2020/wordml/sdtdatahash" xmlns:w16se="http://schemas.microsoft.com/office/word/2015/wordml/symex" xmlns:wpg="http://schemas.microsoft.com/office/word/2010/wordprocessingGroup" xmlns:wpi="http://schemas.microsoft.com/office/word/2010/wordprocessingInk" xmlns:wne="http://schemas.microsoft.com/office/word/2006/wordml" xmlns:wps="http://schemas.microsoft.com/office/word/2010/wordprocessingShape" mc:Ignorable="w14 w15 w16se w16cid w16 w16cex w16sdtdh wp14">
-  <w:p/>
-</w:hdr>
-</file>
-
-<file path=word/header2.xml><?xml version="1.0" encoding="utf-8"?>
-<w:hdr xmlns:wpc="http://schemas.microsoft.com/office/word/2010/wordprocessingCanvas" xmlns:cx="http://schemas.microsoft.com/office/drawing/2014/chartex" xmlns:cx1="http://schemas.microsoft.com/office/drawing/2015/9/8/chartex" xmlns:cx2="http://schemas.microsoft.com/office/drawing/2015/10/21/chartex" xmlns:cx3="http://schemas.microsoft.com/office/drawing/2016/5/9/chartex" xmlns:cx4="http://schemas.microsoft.com/office/drawing/2016/5/10/chartex" xmlns:cx5="http://schemas.microsoft.com/office/drawing/2016/5/11/chartex" xmlns:cx6="http://schemas.microsoft.com/office/drawing/2016/5/12/chartex" xmlns:cx7="http://schemas.microsoft.com/office/drawing/2016/5/13/chartex" xmlns:cx8="http://schemas.microsoft.com/office/drawing/2016/5/14/chartex" xmlns:mc="http://schemas.openxmlformats.org/markup-compatibility/2006" xmlns:aink="http://schemas.microsoft.com/office/drawing/2016/ink" xmlns:am3d="http://schemas.microsoft.com/office/drawing/2017/model3d" xmlns:o="urn:schemas-microsoft-com:office:office" xmlns:oel="http://schemas.microsoft.com/office/2019/extlst" xmlns:r="http://schemas.openxmlformats.org/officeDocument/2006/relationships" xmlns:m="http://schemas.openxmlformats.org/officeDocument/2006/math" xmlns:v="urn:schemas-microsoft-com:vml" xmlns:wp14="http://schemas.microsoft.com/office/word/2010/wordprocessingDrawing" xmlns:wp="http://schemas.openxmlformats.org/drawingml/2006/wordprocessingDrawing" xmlns:w10="urn:schemas-microsoft-com:office:word" xmlns:w="http://schemas.openxmlformats.org/wordprocessingml/2006/main" xmlns:w14="http://schemas.microsoft.com/office/word/2010/wordml" xmlns:w15="http://schemas.microsoft.com/office/word/2012/wordml" xmlns:w16cex="http://schemas.microsoft.com/office/word/2018/wordml/cex" xmlns:w16cid="http://schemas.microsoft.com/office/word/2016/wordml/cid" xmlns:w16="http://schemas.microsoft.com/office/word/2018/wordml" xmlns:w16sdtdh="http://schemas.microsoft.com/office/word/2020/wordml/sdtdatahash" xmlns:w16se="http://schemas.microsoft.com/office/word/2015/wordml/symex" xmlns:wpg="http://schemas.microsoft.com/office/word/2010/wordprocessingGroup" xmlns:wpi="http://schemas.microsoft.com/office/word/2010/wordprocessingInk" xmlns:wne="http://schemas.microsoft.com/office/word/2006/wordml" xmlns:wps="http://schemas.microsoft.com/office/word/2010/wordprocessingShape" mc:Ignorable="w14 w15 w16se w16cid w16 w16cex w16sdtdh wp14">
-  <w:p/>
-</w:hdr>
-</file>
-
-<file path=word/header3.xml><?xml version="1.0" encoding="utf-8"?>
-<w:hdr xmlns:wpc="http://schemas.microsoft.com/office/word/2010/wordprocessingCanvas" xmlns:cx="http://schemas.microsoft.com/office/drawing/2014/chartex" xmlns:cx1="http://schemas.microsoft.com/office/drawing/2015/9/8/chartex" xmlns:cx2="http://schemas.microsoft.com/office/drawing/2015/10/21/chartex" xmlns:cx3="http://schemas.microsoft.com/office/drawing/2016/5/9/chartex" xmlns:cx4="http://schemas.microsoft.com/office/drawing/2016/5/10/chartex" xmlns:cx5="http://schemas.microsoft.com/office/drawing/2016/5/11/chartex" xmlns:cx6="http://schemas.microsoft.com/office/drawing/2016/5/12/chartex" xmlns:cx7="http://schemas.microsoft.com/office/drawing/2016/5/13/chartex" xmlns:cx8="http://schemas.microsoft.com/office/drawing/2016/5/14/chartex" xmlns:mc="http://schemas.openxmlformats.org/markup-compatibility/2006" xmlns:aink="http://schemas.microsoft.com/office/drawing/2016/ink" xmlns:am3d="http://schemas.microsoft.com/office/drawing/2017/model3d" xmlns:o="urn:schemas-microsoft-com:office:office" xmlns:oel="http://schemas.microsoft.com/office/2019/extlst" xmlns:r="http://schemas.openxmlformats.org/officeDocument/2006/relationships" xmlns:m="http://schemas.openxmlformats.org/officeDocument/2006/math" xmlns:v="urn:schemas-microsoft-com:vml" xmlns:wp14="http://schemas.microsoft.com/office/word/2010/wordprocessingDrawing" xmlns:wp="http://schemas.openxmlformats.org/drawingml/2006/wordprocessingDrawing" xmlns:w10="urn:schemas-microsoft-com:office:word" xmlns:w="http://schemas.openxmlformats.org/wordprocessingml/2006/main" xmlns:w14="http://schemas.microsoft.com/office/word/2010/wordml" xmlns:w15="http://schemas.microsoft.com/office/word/2012/wordml" xmlns:w16cex="http://schemas.microsoft.com/office/word/2018/wordml/cex" xmlns:w16cid="http://schemas.microsoft.com/office/word/2016/wordml/cid" xmlns:w16="http://schemas.microsoft.com/office/word/2018/wordml" xmlns:w16sdtdh="http://schemas.microsoft.com/office/word/2020/wordml/sdtdatahash" xmlns:w16se="http://schemas.microsoft.com/office/word/2015/wordml/symex" xmlns:wpg="http://schemas.microsoft.com/office/word/2010/wordprocessingGroup" xmlns:wpi="http://schemas.microsoft.com/office/word/2010/wordprocessingInk" xmlns:wne="http://schemas.microsoft.com/office/word/2006/wordml" xmlns:wps="http://schemas.microsoft.com/office/word/2010/wordprocessingShape" mc:Ignorable="w14 w15 w16se w16cid w16 w16cex w16sdtdh wp14">
-  <w:p/>
-</w:hdr>
 </file>
 
 <file path=word/styles.xml><?xml version="1.0" encoding="utf-8"?>
